--- a/labs/lab02/report/simulation-modeling-lab02-report.docx
+++ b/labs/lab02/report/simulation-modeling-lab02-report.docx
@@ -15,7 +15,7 @@
         <w:pStyle w:val="Subtitle"/>
       </w:pPr>
       <w:r>
-        <w:t xml:space="preserve">Лабораторная работа №2. Базовые модели SIR и Лотки–Вольтерры</w:t>
+        <w:t xml:space="preserve">Лабораторная работа №2</w:t>
       </w:r>
     </w:p>
     <w:p>
@@ -24,14 +24,6 @@
       </w:pPr>
       <w:r>
         <w:t xml:space="preserve">Исаева Зарина Исмайилбековна</w:t>
-      </w:r>
-    </w:p>
-    <w:p>
-      <w:pPr>
-        <w:pStyle w:val="Date"/>
-      </w:pPr>
-      <w:r>
-        <w:t xml:space="preserve">2026-09-05</w:t>
       </w:r>
     </w:p>
     <w:p>
@@ -2142,7 +2134,7 @@
     </w:p>
     <w:bookmarkEnd w:id="20"/>
     <w:bookmarkEnd w:id="21"/>
-    <w:bookmarkStart w:id="37" w:name="выполнение-лабораторной-работы"/>
+    <w:bookmarkStart w:id="114" w:name="выполнение-лабораторной-работы"/>
     <w:p>
       <w:pPr>
         <w:pStyle w:val="Heading1"/>
@@ -2196,7 +2188,7 @@
             <w:r>
               <w:drawing>
                 <wp:inline>
-                  <wp:extent cx="5575046" cy="3135963"/>
+                  <wp:extent cx="5742178" cy="3229975"/>
                   <wp:effectExtent b="0" l="0" r="0" t="0"/>
                   <wp:docPr descr="" title="" id="23" name="Picture"/>
                   <a:graphic>
@@ -2217,7 +2209,7 @@
                         <pic:spPr bwMode="auto">
                           <a:xfrm>
                             <a:off x="0" y="0"/>
-                            <a:ext cx="5575046" cy="3135963"/>
+                            <a:ext cx="5742178" cy="3229975"/>
                           </a:xfrm>
                           <a:prstGeom prst="rect">
                             <a:avLst/>
@@ -2283,7 +2275,7 @@
             <w:r>
               <w:drawing>
                 <wp:inline>
-                  <wp:extent cx="5575046" cy="3135963"/>
+                  <wp:extent cx="5742178" cy="3229975"/>
                   <wp:effectExtent b="0" l="0" r="0" t="0"/>
                   <wp:docPr descr="" title="" id="27" name="Picture"/>
                   <a:graphic>
@@ -2304,7 +2296,7 @@
                         <pic:spPr bwMode="auto">
                           <a:xfrm>
                             <a:off x="0" y="0"/>
-                            <a:ext cx="5575046" cy="3135963"/>
+                            <a:ext cx="5742178" cy="3229975"/>
                           </a:xfrm>
                           <a:prstGeom prst="rect">
                             <a:avLst/>
@@ -6659,7 +6651,7 @@
       </w:r>
     </w:p>
     <w:bookmarkEnd w:id="31"/>
-    <w:bookmarkStart w:id="36" w:name="базовая-модель-sir"/>
+    <w:bookmarkStart w:id="55" w:name="базовая-модель-sir"/>
     <w:p>
       <w:pPr>
         <w:pStyle w:val="Heading2"/>
@@ -6990,7 +6982,7 @@
             <w:r>
               <w:drawing>
                 <wp:inline>
-                  <wp:extent cx="5575046" cy="3135963"/>
+                  <wp:extent cx="5742178" cy="3229975"/>
                   <wp:effectExtent b="0" l="0" r="0" t="0"/>
                   <wp:docPr descr="" title="" id="33" name="Picture"/>
                   <a:graphic>
@@ -7011,7 +7003,7 @@
                         <pic:spPr bwMode="auto">
                           <a:xfrm>
                             <a:off x="0" y="0"/>
-                            <a:ext cx="5575046" cy="3135963"/>
+                            <a:ext cx="5742178" cy="3229975"/>
                           </a:xfrm>
                           <a:prstGeom prst="rect">
                             <a:avLst/>
@@ -7067,15 +7059,13 @@
         <w:t xml:space="preserve">.</w:t>
       </w:r>
     </w:p>
-    <w:bookmarkEnd w:id="36"/>
-    <w:bookmarkEnd w:id="37"/>
-    <w:bookmarkStart w:id="57" w:name="базовая-трёхпараметрическая-модель-sir"/>
+    <w:bookmarkStart w:id="54" w:name="базовая-трёхпараметрическая-модель-sir"/>
     <w:p>
       <w:pPr>
-        <w:pStyle w:val="Heading1"/>
+        <w:pStyle w:val="Heading3"/>
       </w:pPr>
       <w:r>
-        <w:t xml:space="preserve">5. Базовая трёхпараметрическая модель SIR</w:t>
+        <w:t xml:space="preserve">4.3.1 Базовая трёхпараметрическая модель SIR</w:t>
       </w:r>
     </w:p>
     <w:p>
@@ -7364,13 +7354,13 @@
         <w:t xml:space="preserve">()</w:t>
       </w:r>
     </w:p>
-    <w:bookmarkStart w:id="38" w:name="условия-эксперимента"/>
+    <w:bookmarkStart w:id="36" w:name="условия-эксперимента"/>
     <w:p>
       <w:pPr>
-        <w:pStyle w:val="Heading2"/>
+        <w:pStyle w:val="Heading4"/>
       </w:pPr>
       <w:r>
-        <w:t xml:space="preserve">5.1 Условия эксперимента</w:t>
+        <w:t xml:space="preserve">4.3.1.1 Условия эксперимента</w:t>
       </w:r>
     </w:p>
     <w:p>
@@ -8674,14 +8664,14 @@
         <w:t xml:space="preserve">)</w:t>
       </w:r>
     </w:p>
-    <w:bookmarkEnd w:id="38"/>
-    <w:bookmarkStart w:id="55" w:name="семь-представлений-динамики"/>
+    <w:bookmarkEnd w:id="36"/>
+    <w:bookmarkStart w:id="53" w:name="семь-представлений-динамики"/>
     <w:p>
       <w:pPr>
-        <w:pStyle w:val="Heading2"/>
+        <w:pStyle w:val="Heading4"/>
       </w:pPr>
       <w:r>
-        <w:t xml:space="preserve">5.2 Семь представлений динамики</w:t>
+        <w:t xml:space="preserve">4.3.1.2 Семь представлений динамики</w:t>
       </w:r>
     </w:p>
     <w:p>
@@ -11091,7 +11081,7 @@
       <w:tr>
         <w:tc>
           <w:tcPr/>
-          <w:bookmarkStart w:id="42" w:name="fig-sir-main"/>
+          <w:bookmarkStart w:id="40" w:name="fig-sir-main"/>
           <w:p>
             <w:pPr>
               <w:pStyle w:val="Compact"/>
@@ -11100,20 +11090,20 @@
             <w:r>
               <w:drawing>
                 <wp:inline>
-                  <wp:extent cx="4981956" cy="2878206"/>
+                  <wp:extent cx="5131308" cy="2964491"/>
                   <wp:effectExtent b="0" l="0" r="0" t="0"/>
-                  <wp:docPr descr="" title="" id="40" name="Picture"/>
+                  <wp:docPr descr="" title="" id="38" name="Picture"/>
                   <a:graphic>
                     <a:graphicData uri="http://schemas.openxmlformats.org/drawingml/2006/picture">
                       <pic:pic>
                         <pic:nvPicPr>
-                          <pic:cNvPr descr="../image/results/sir-compartment-trajectories.png" id="41" name="Picture"/>
+                          <pic:cNvPr descr="../image/results/sir-compartment-trajectories.png" id="39" name="Picture"/>
                           <pic:cNvPicPr>
                             <a:picLocks noChangeArrowheads="1" noChangeAspect="1"/>
                           </pic:cNvPicPr>
                         </pic:nvPicPr>
                         <pic:blipFill>
-                          <a:blip r:embed="rId39"/>
+                          <a:blip r:embed="rId37"/>
                           <a:stretch>
                             <a:fillRect/>
                           </a:stretch>
@@ -11121,7 +11111,7 @@
                         <pic:spPr bwMode="auto">
                           <a:xfrm>
                             <a:off x="0" y="0"/>
-                            <a:ext cx="4981956" cy="2878206"/>
+                            <a:ext cx="5131308" cy="2964491"/>
                           </a:xfrm>
                           <a:prstGeom prst="rect">
                             <a:avLst/>
@@ -11153,7 +11143,7 @@
               <w:t xml:space="preserve">Рисунок 4: Динамика трёх компартментов SIR</w:t>
             </w:r>
           </w:p>
-          <w:bookmarkEnd w:id="42"/>
+          <w:bookmarkEnd w:id="40"/>
         </w:tc>
       </w:tr>
     </w:tbl>
@@ -11178,7 +11168,7 @@
       <w:tr>
         <w:tc>
           <w:tcPr/>
-          <w:bookmarkStart w:id="46" w:name="fig-sir-re"/>
+          <w:bookmarkStart w:id="44" w:name="fig-sir-re"/>
           <w:p>
             <w:pPr>
               <w:pStyle w:val="Compact"/>
@@ -11187,20 +11177,20 @@
             <w:r>
               <w:drawing>
                 <wp:inline>
-                  <wp:extent cx="4863338" cy="2380891"/>
+                  <wp:extent cx="5009134" cy="2452267"/>
                   <wp:effectExtent b="0" l="0" r="0" t="0"/>
-                  <wp:docPr descr="" title="" id="44" name="Picture"/>
+                  <wp:docPr descr="" title="" id="42" name="Picture"/>
                   <a:graphic>
                     <a:graphicData uri="http://schemas.openxmlformats.org/drawingml/2006/picture">
                       <pic:pic>
                         <pic:nvPicPr>
-                          <pic:cNvPr descr="../image/results/sir-effective-threshold.png" id="45" name="Picture"/>
+                          <pic:cNvPr descr="../image/results/sir-effective-threshold.png" id="43" name="Picture"/>
                           <pic:cNvPicPr>
                             <a:picLocks noChangeArrowheads="1" noChangeAspect="1"/>
                           </pic:cNvPicPr>
                         </pic:nvPicPr>
                         <pic:blipFill>
-                          <a:blip r:embed="rId43"/>
+                          <a:blip r:embed="rId41"/>
                           <a:stretch>
                             <a:fillRect/>
                           </a:stretch>
@@ -11208,7 +11198,7 @@
                         <pic:spPr bwMode="auto">
                           <a:xfrm>
                             <a:off x="0" y="0"/>
-                            <a:ext cx="4863338" cy="2380891"/>
+                            <a:ext cx="5009134" cy="2452267"/>
                           </a:xfrm>
                           <a:prstGeom prst="rect">
                             <a:avLst/>
@@ -11240,7 +11230,7 @@
               <w:t xml:space="preserve">Рисунок 5: Эффективное репродуктивное число</w:t>
             </w:r>
           </w:p>
-          <w:bookmarkEnd w:id="46"/>
+          <w:bookmarkEnd w:id="44"/>
         </w:tc>
       </w:tr>
     </w:tbl>
@@ -11360,7 +11350,7 @@
       <w:tr>
         <w:tc>
           <w:tcPr/>
-          <w:bookmarkStart w:id="50" w:name="fig-sir-phase"/>
+          <w:bookmarkStart w:id="48" w:name="fig-sir-phase"/>
           <w:p>
             <w:pPr>
               <w:pStyle w:val="Compact"/>
@@ -11369,20 +11359,20 @@
             <w:r>
               <w:drawing>
                 <wp:inline>
-                  <wp:extent cx="4626102" cy="3048754"/>
+                  <wp:extent cx="4764786" cy="3140151"/>
                   <wp:effectExtent b="0" l="0" r="0" t="0"/>
-                  <wp:docPr descr="" title="" id="48" name="Picture"/>
+                  <wp:docPr descr="" title="" id="46" name="Picture"/>
                   <a:graphic>
                     <a:graphicData uri="http://schemas.openxmlformats.org/drawingml/2006/picture">
                       <pic:pic>
                         <pic:nvPicPr>
-                          <pic:cNvPr descr="../image/results/sir-phase-trajectory.png" id="49" name="Picture"/>
+                          <pic:cNvPr descr="../image/results/sir-phase-trajectory.png" id="47" name="Picture"/>
                           <pic:cNvPicPr>
                             <a:picLocks noChangeArrowheads="1" noChangeAspect="1"/>
                           </pic:cNvPicPr>
                         </pic:nvPicPr>
                         <pic:blipFill>
-                          <a:blip r:embed="rId47"/>
+                          <a:blip r:embed="rId45"/>
                           <a:stretch>
                             <a:fillRect/>
                           </a:stretch>
@@ -11390,7 +11380,7 @@
                         <pic:spPr bwMode="auto">
                           <a:xfrm>
                             <a:off x="0" y="0"/>
-                            <a:ext cx="4626102" cy="3048754"/>
+                            <a:ext cx="4764786" cy="3140151"/>
                           </a:xfrm>
                           <a:prstGeom prst="rect">
                             <a:avLst/>
@@ -11422,7 +11412,7 @@
               <w:t xml:space="preserve">Рисунок 6: Фазовая траектория SIR</w:t>
             </w:r>
           </w:p>
-          <w:bookmarkEnd w:id="50"/>
+          <w:bookmarkEnd w:id="48"/>
         </w:tc>
       </w:tr>
     </w:tbl>
@@ -11447,7 +11437,7 @@
       <w:tr>
         <w:tc>
           <w:tcPr/>
-          <w:bookmarkStart w:id="54" w:name="fig-sir-notebook"/>
+          <w:bookmarkStart w:id="52" w:name="fig-sir-notebook"/>
           <w:p>
             <w:pPr>
               <w:pStyle w:val="Compact"/>
@@ -11456,20 +11446,20 @@
             <w:r>
               <w:drawing>
                 <wp:inline>
-                  <wp:extent cx="5575046" cy="3658623"/>
+                  <wp:extent cx="5742178" cy="3768304"/>
                   <wp:effectExtent b="0" l="0" r="0" t="0"/>
-                  <wp:docPr descr="" title="" id="52" name="Picture"/>
+                  <wp:docPr descr="" title="" id="50" name="Picture"/>
                   <a:graphic>
                     <a:graphicData uri="http://schemas.openxmlformats.org/drawingml/2006/picture">
                       <pic:pic>
                         <pic:nvPicPr>
-                          <pic:cNvPr descr="../image/notebooks/sir-baseline-executed.png" id="53" name="Picture"/>
+                          <pic:cNvPr descr="../image/notebooks/sir-baseline-executed.png" id="51" name="Picture"/>
                           <pic:cNvPicPr>
                             <a:picLocks noChangeArrowheads="1" noChangeAspect="1"/>
                           </pic:cNvPicPr>
                         </pic:nvPicPr>
                         <pic:blipFill>
-                          <a:blip r:embed="rId51"/>
+                          <a:blip r:embed="rId49"/>
                           <a:stretch>
                             <a:fillRect/>
                           </a:stretch>
@@ -11477,7 +11467,7 @@
                         <pic:spPr bwMode="auto">
                           <a:xfrm>
                             <a:off x="0" y="0"/>
-                            <a:ext cx="5575046" cy="3658623"/>
+                            <a:ext cx="5742178" cy="3768304"/>
                           </a:xfrm>
                           <a:prstGeom prst="rect">
                             <a:avLst/>
@@ -11509,18 +11499,20 @@
               <w:t xml:space="preserve">Рисунок 7: Выполненный notebook базовой SIR</w:t>
             </w:r>
           </w:p>
-          <w:bookmarkEnd w:id="54"/>
+          <w:bookmarkEnd w:id="52"/>
         </w:tc>
       </w:tr>
     </w:tbl>
+    <w:bookmarkEnd w:id="53"/>
+    <w:bookmarkEnd w:id="54"/>
     <w:bookmarkEnd w:id="55"/>
-    <w:bookmarkStart w:id="56" w:name="параметрическое-исследование-sir"/>
+    <w:bookmarkStart w:id="66" w:name="параметрическое-исследование-sir"/>
     <w:p>
       <w:pPr>
         <w:pStyle w:val="Heading2"/>
       </w:pPr>
       <w:r>
-        <w:t xml:space="preserve">5.3 Параметрическое исследование SIR</w:t>
+        <w:t xml:space="preserve">4.4 Параметрическое исследование SIR</w:t>
       </w:r>
     </w:p>
     <w:p>
@@ -11863,15 +11855,13 @@
         <w:t xml:space="preserve">баланса населения.</w:t>
       </w:r>
     </w:p>
-    <w:bookmarkEnd w:id="56"/>
-    <w:bookmarkEnd w:id="57"/>
-    <w:bookmarkStart w:id="68" w:name="параметрическое-исследование-модели-sir"/>
+    <w:bookmarkStart w:id="65" w:name="параметрическое-исследование-модели-sir"/>
     <w:p>
       <w:pPr>
-        <w:pStyle w:val="Heading1"/>
+        <w:pStyle w:val="Heading3"/>
       </w:pPr>
       <w:r>
-        <w:t xml:space="preserve">6. Параметрическое исследование модели SIR</w:t>
+        <w:t xml:space="preserve">4.4.1 Параметрическое исследование модели SIR</w:t>
       </w:r>
     </w:p>
     <w:p>
@@ -14812,7 +14802,7 @@
       <w:tr>
         <w:tc>
           <w:tcPr/>
-          <w:bookmarkStart w:id="58" w:name="tbl-sir-scan"/>
+          <w:bookmarkStart w:id="56" w:name="tbl-sir-scan"/>
           <w:p>
             <w:pPr>
               <w:jc w:val="center"/>
@@ -15083,7 +15073,7 @@
               </w:tc>
             </w:tr>
           </w:tbl>
-          <w:bookmarkEnd w:id="58"/>
+          <w:bookmarkEnd w:id="56"/>
           <w:p/>
         </w:tc>
       </w:tr>
@@ -15350,7 +15340,7 @@
       <w:tr>
         <w:tc>
           <w:tcPr/>
-          <w:bookmarkStart w:id="62" w:name="fig-sir-grid"/>
+          <w:bookmarkStart w:id="60" w:name="fig-sir-grid"/>
           <w:p>
             <w:pPr>
               <w:pStyle w:val="Compact"/>
@@ -15359,20 +15349,20 @@
             <w:r>
               <w:drawing>
                 <wp:inline>
-                  <wp:extent cx="5575046" cy="3940056"/>
+                  <wp:extent cx="5742178" cy="4058173"/>
                   <wp:effectExtent b="0" l="0" r="0" t="0"/>
-                  <wp:docPr descr="" title="" id="60" name="Picture"/>
+                  <wp:docPr descr="" title="" id="58" name="Picture"/>
                   <a:graphic>
                     <a:graphicData uri="http://schemas.openxmlformats.org/drawingml/2006/picture">
                       <pic:pic>
                         <pic:nvPicPr>
-                          <pic:cNvPr descr="../image/results/sir-factorial-overview.png" id="61" name="Picture"/>
+                          <pic:cNvPr descr="../image/results/sir-factorial-overview.png" id="59" name="Picture"/>
                           <pic:cNvPicPr>
                             <a:picLocks noChangeArrowheads="1" noChangeAspect="1"/>
                           </pic:cNvPicPr>
                         </pic:nvPicPr>
                         <pic:blipFill>
-                          <a:blip r:embed="rId59"/>
+                          <a:blip r:embed="rId57"/>
                           <a:stretch>
                             <a:fillRect/>
                           </a:stretch>
@@ -15380,7 +15370,7 @@
                         <pic:spPr bwMode="auto">
                           <a:xfrm>
                             <a:off x="0" y="0"/>
-                            <a:ext cx="5575046" cy="3940056"/>
+                            <a:ext cx="5742178" cy="4058173"/>
                           </a:xfrm>
                           <a:prstGeom prst="rect">
                             <a:avLst/>
@@ -15412,7 +15402,7 @@
               <w:t xml:space="preserve">Рисунок 8: Сводка параметрических опытов SIR</w:t>
             </w:r>
           </w:p>
-          <w:bookmarkEnd w:id="62"/>
+          <w:bookmarkEnd w:id="60"/>
         </w:tc>
       </w:tr>
     </w:tbl>
@@ -15437,7 +15427,7 @@
       <w:tr>
         <w:tc>
           <w:tcPr/>
-          <w:bookmarkStart w:id="66" w:name="fig-sir-param-notebook"/>
+          <w:bookmarkStart w:id="64" w:name="fig-sir-param-notebook"/>
           <w:p>
             <w:pPr>
               <w:pStyle w:val="Compact"/>
@@ -15446,20 +15436,20 @@
             <w:r>
               <w:drawing>
                 <wp:inline>
-                  <wp:extent cx="5575046" cy="3658623"/>
+                  <wp:extent cx="5742178" cy="3768304"/>
                   <wp:effectExtent b="0" l="0" r="0" t="0"/>
-                  <wp:docPr descr="" title="" id="64" name="Picture"/>
+                  <wp:docPr descr="" title="" id="62" name="Picture"/>
                   <a:graphic>
                     <a:graphicData uri="http://schemas.openxmlformats.org/drawingml/2006/picture">
                       <pic:pic>
                         <pic:nvPicPr>
-                          <pic:cNvPr descr="../image/notebooks/sir-parameter-grid-executed.png" id="65" name="Picture"/>
+                          <pic:cNvPr descr="../image/notebooks/sir-parameter-grid-executed.png" id="63" name="Picture"/>
                           <pic:cNvPicPr>
                             <a:picLocks noChangeArrowheads="1" noChangeAspect="1"/>
                           </pic:cNvPicPr>
                         </pic:nvPicPr>
                         <pic:blipFill>
-                          <a:blip r:embed="rId63"/>
+                          <a:blip r:embed="rId61"/>
                           <a:stretch>
                             <a:fillRect/>
                           </a:stretch>
@@ -15467,7 +15457,7 @@
                         <pic:spPr bwMode="auto">
                           <a:xfrm>
                             <a:off x="0" y="0"/>
-                            <a:ext cx="5575046" cy="3658623"/>
+                            <a:ext cx="5742178" cy="3768304"/>
                           </a:xfrm>
                           <a:prstGeom prst="rect">
                             <a:avLst/>
@@ -15499,17 +15489,19 @@
               <w:t xml:space="preserve">Рисунок 9: Выполненный notebook параметрической SIR</w:t>
             </w:r>
           </w:p>
-          <w:bookmarkEnd w:id="66"/>
+          <w:bookmarkEnd w:id="64"/>
         </w:tc>
       </w:tr>
     </w:tbl>
-    <w:bookmarkStart w:id="67" w:name="базовая-модель-лоткивольтерры"/>
+    <w:bookmarkEnd w:id="65"/>
+    <w:bookmarkEnd w:id="66"/>
+    <w:bookmarkStart w:id="88" w:name="базовая-модель-лоткивольтерры"/>
     <w:p>
       <w:pPr>
         <w:pStyle w:val="Heading2"/>
       </w:pPr>
       <w:r>
-        <w:t xml:space="preserve">6.1 Базовая модель Лотки–Вольтерры</w:t>
+        <w:t xml:space="preserve">4.5 Базовая модель Лотки–Вольтерры</w:t>
       </w:r>
     </w:p>
     <w:p>
@@ -15787,15 +15779,13 @@
         <w:t xml:space="preserve">.</w:t>
       </w:r>
     </w:p>
-    <w:bookmarkEnd w:id="67"/>
-    <w:bookmarkEnd w:id="68"/>
-    <w:bookmarkStart w:id="94" w:name="базовая-модель-лоткивольтерры-1"/>
+    <w:bookmarkStart w:id="87" w:name="базовая-модель-лоткивольтерры-1"/>
     <w:p>
       <w:pPr>
-        <w:pStyle w:val="Heading1"/>
+        <w:pStyle w:val="Heading3"/>
       </w:pPr>
       <w:r>
-        <w:t xml:space="preserve">7. Базовая модель Лотки–Вольтерры</w:t>
+        <w:t xml:space="preserve">4.5.1 Базовая модель Лотки–Вольтерры</w:t>
       </w:r>
     </w:p>
     <w:p>
@@ -20098,7 +20088,7 @@
       <w:tr>
         <w:tc>
           <w:tcPr/>
-          <w:bookmarkStart w:id="72" w:name="fig-lv-dynamics"/>
+          <w:bookmarkStart w:id="70" w:name="fig-lv-dynamics"/>
           <w:p>
             <w:pPr>
               <w:pStyle w:val="Compact"/>
@@ -20107,20 +20097,20 @@
             <w:r>
               <w:drawing>
                 <wp:inline>
-                  <wp:extent cx="4981956" cy="2878206"/>
+                  <wp:extent cx="5131308" cy="2964491"/>
                   <wp:effectExtent b="0" l="0" r="0" t="0"/>
-                  <wp:docPr descr="" title="" id="70" name="Picture"/>
+                  <wp:docPr descr="" title="" id="68" name="Picture"/>
                   <a:graphic>
                     <a:graphicData uri="http://schemas.openxmlformats.org/drawingml/2006/picture">
                       <pic:pic>
                         <pic:nvPicPr>
-                          <pic:cNvPr descr="../image/results/predator-prey-cycles.png" id="71" name="Picture"/>
+                          <pic:cNvPr descr="../image/results/predator-prey-cycles.png" id="69" name="Picture"/>
                           <pic:cNvPicPr>
                             <a:picLocks noChangeArrowheads="1" noChangeAspect="1"/>
                           </pic:cNvPicPr>
                         </pic:nvPicPr>
                         <pic:blipFill>
-                          <a:blip r:embed="rId69"/>
+                          <a:blip r:embed="rId67"/>
                           <a:stretch>
                             <a:fillRect/>
                           </a:stretch>
@@ -20128,7 +20118,7 @@
                         <pic:spPr bwMode="auto">
                           <a:xfrm>
                             <a:off x="0" y="0"/>
-                            <a:ext cx="4981956" cy="2878206"/>
+                            <a:ext cx="5131308" cy="2964491"/>
                           </a:xfrm>
                           <a:prstGeom prst="rect">
                             <a:avLst/>
@@ -20160,7 +20150,7 @@
               <w:t xml:space="preserve">Рисунок 10: Циклы численности жертв и хищников</w:t>
             </w:r>
           </w:p>
-          <w:bookmarkEnd w:id="72"/>
+          <w:bookmarkEnd w:id="70"/>
         </w:tc>
       </w:tr>
     </w:tbl>
@@ -20255,7 +20245,7 @@
       <w:tr>
         <w:tc>
           <w:tcPr/>
-          <w:bookmarkStart w:id="76" w:name="fig-lv-phase"/>
+          <w:bookmarkStart w:id="74" w:name="fig-lv-phase"/>
           <w:p>
             <w:pPr>
               <w:pStyle w:val="Compact"/>
@@ -20264,20 +20254,20 @@
             <w:r>
               <w:drawing>
                 <wp:inline>
-                  <wp:extent cx="4626102" cy="3154695"/>
+                  <wp:extent cx="4764786" cy="3249268"/>
                   <wp:effectExtent b="0" l="0" r="0" t="0"/>
-                  <wp:docPr descr="" title="" id="74" name="Picture"/>
+                  <wp:docPr descr="" title="" id="72" name="Picture"/>
                   <a:graphic>
                     <a:graphicData uri="http://schemas.openxmlformats.org/drawingml/2006/picture">
                       <pic:pic>
                         <pic:nvPicPr>
-                          <pic:cNvPr descr="../image/results/predator-prey-orbit.png" id="75" name="Picture"/>
+                          <pic:cNvPr descr="../image/results/predator-prey-orbit.png" id="73" name="Picture"/>
                           <pic:cNvPicPr>
                             <a:picLocks noChangeArrowheads="1" noChangeAspect="1"/>
                           </pic:cNvPicPr>
                         </pic:nvPicPr>
                         <pic:blipFill>
-                          <a:blip r:embed="rId73"/>
+                          <a:blip r:embed="rId71"/>
                           <a:stretch>
                             <a:fillRect/>
                           </a:stretch>
@@ -20285,7 +20275,7 @@
                         <pic:spPr bwMode="auto">
                           <a:xfrm>
                             <a:off x="0" y="0"/>
-                            <a:ext cx="4626102" cy="3154695"/>
+                            <a:ext cx="4764786" cy="3249268"/>
                           </a:xfrm>
                           <a:prstGeom prst="rect">
                             <a:avLst/>
@@ -20317,7 +20307,7 @@
               <w:t xml:space="preserve">Рисунок 11: Замкнутая орбита вокруг равновесия</w:t>
             </w:r>
           </w:p>
-          <w:bookmarkEnd w:id="76"/>
+          <w:bookmarkEnd w:id="74"/>
         </w:tc>
       </w:tr>
     </w:tbl>
@@ -20348,7 +20338,7 @@
       <w:tr>
         <w:tc>
           <w:tcPr/>
-          <w:bookmarkStart w:id="80" w:name="fig-lv-spectrum"/>
+          <w:bookmarkStart w:id="78" w:name="fig-lv-spectrum"/>
           <w:p>
             <w:pPr>
               <w:pStyle w:val="Compact"/>
@@ -20357,20 +20347,20 @@
             <w:r>
               <w:drawing>
                 <wp:inline>
-                  <wp:extent cx="4863338" cy="2380891"/>
+                  <wp:extent cx="5009134" cy="2452267"/>
                   <wp:effectExtent b="0" l="0" r="0" t="0"/>
-                  <wp:docPr descr="" title="" id="78" name="Picture"/>
+                  <wp:docPr descr="" title="" id="76" name="Picture"/>
                   <a:graphic>
                     <a:graphicData uri="http://schemas.openxmlformats.org/drawingml/2006/picture">
                       <pic:pic>
                         <pic:nvPicPr>
-                          <pic:cNvPr descr="../image/results/predator-prey-spectrum.png" id="79" name="Picture"/>
+                          <pic:cNvPr descr="../image/results/predator-prey-spectrum.png" id="77" name="Picture"/>
                           <pic:cNvPicPr>
                             <a:picLocks noChangeArrowheads="1" noChangeAspect="1"/>
                           </pic:cNvPicPr>
                         </pic:nvPicPr>
                         <pic:blipFill>
-                          <a:blip r:embed="rId77"/>
+                          <a:blip r:embed="rId75"/>
                           <a:stretch>
                             <a:fillRect/>
                           </a:stretch>
@@ -20378,7 +20368,7 @@
                         <pic:spPr bwMode="auto">
                           <a:xfrm>
                             <a:off x="0" y="0"/>
-                            <a:ext cx="4863338" cy="2380891"/>
+                            <a:ext cx="5009134" cy="2452267"/>
                           </a:xfrm>
                           <a:prstGeom prst="rect">
                             <a:avLst/>
@@ -20410,7 +20400,7 @@
               <w:t xml:space="preserve">Рисунок 12: Спектральный анализ популяций</w:t>
             </w:r>
           </w:p>
-          <w:bookmarkEnd w:id="80"/>
+          <w:bookmarkEnd w:id="78"/>
         </w:tc>
       </w:tr>
     </w:tbl>
@@ -20538,7 +20528,7 @@
       <w:tr>
         <w:tc>
           <w:tcPr/>
-          <w:bookmarkStart w:id="84" w:name="fig-lv-invariant"/>
+          <w:bookmarkStart w:id="82" w:name="fig-lv-invariant"/>
           <w:p>
             <w:pPr>
               <w:pStyle w:val="Compact"/>
@@ -20547,20 +20537,20 @@
             <w:r>
               <w:drawing>
                 <wp:inline>
-                  <wp:extent cx="4863338" cy="2380891"/>
+                  <wp:extent cx="5009134" cy="2452267"/>
                   <wp:effectExtent b="0" l="0" r="0" t="0"/>
-                  <wp:docPr descr="" title="" id="82" name="Picture"/>
+                  <wp:docPr descr="" title="" id="80" name="Picture"/>
                   <a:graphic>
                     <a:graphicData uri="http://schemas.openxmlformats.org/drawingml/2006/picture">
                       <pic:pic>
                         <pic:nvPicPr>
-                          <pic:cNvPr descr="../image/results/predator-prey-invariant.png" id="83" name="Picture"/>
+                          <pic:cNvPr descr="../image/results/predator-prey-invariant.png" id="81" name="Picture"/>
                           <pic:cNvPicPr>
                             <a:picLocks noChangeArrowheads="1" noChangeAspect="1"/>
                           </pic:cNvPicPr>
                         </pic:nvPicPr>
                         <pic:blipFill>
-                          <a:blip r:embed="rId81"/>
+                          <a:blip r:embed="rId79"/>
                           <a:stretch>
                             <a:fillRect/>
                           </a:stretch>
@@ -20568,7 +20558,7 @@
                         <pic:spPr bwMode="auto">
                           <a:xfrm>
                             <a:off x="0" y="0"/>
-                            <a:ext cx="4863338" cy="2380891"/>
+                            <a:ext cx="5009134" cy="2452267"/>
                           </a:xfrm>
                           <a:prstGeom prst="rect">
                             <a:avLst/>
@@ -20600,7 +20590,7 @@
               <w:t xml:space="preserve">Рисунок 13: Проверка сохранения первого интеграла</w:t>
             </w:r>
           </w:p>
-          <w:bookmarkEnd w:id="84"/>
+          <w:bookmarkEnd w:id="82"/>
         </w:tc>
       </w:tr>
     </w:tbl>
@@ -20625,7 +20615,7 @@
       <w:tr>
         <w:tc>
           <w:tcPr/>
-          <w:bookmarkStart w:id="88" w:name="fig-lv-notebook"/>
+          <w:bookmarkStart w:id="86" w:name="fig-lv-notebook"/>
           <w:p>
             <w:pPr>
               <w:pStyle w:val="Compact"/>
@@ -20634,20 +20624,20 @@
             <w:r>
               <w:drawing>
                 <wp:inline>
-                  <wp:extent cx="5575046" cy="3658623"/>
+                  <wp:extent cx="5742178" cy="3768304"/>
                   <wp:effectExtent b="0" l="0" r="0" t="0"/>
-                  <wp:docPr descr="" title="" id="86" name="Picture"/>
+                  <wp:docPr descr="" title="" id="84" name="Picture"/>
                   <a:graphic>
                     <a:graphicData uri="http://schemas.openxmlformats.org/drawingml/2006/picture">
                       <pic:pic>
                         <pic:nvPicPr>
-                          <pic:cNvPr descr="../image/notebooks/predator-prey-baseline-executed.png" id="87" name="Picture"/>
+                          <pic:cNvPr descr="../image/notebooks/predator-prey-baseline-executed.png" id="85" name="Picture"/>
                           <pic:cNvPicPr>
                             <a:picLocks noChangeArrowheads="1" noChangeAspect="1"/>
                           </pic:cNvPicPr>
                         </pic:nvPicPr>
                         <pic:blipFill>
-                          <a:blip r:embed="rId85"/>
+                          <a:blip r:embed="rId83"/>
                           <a:stretch>
                             <a:fillRect/>
                           </a:stretch>
@@ -20655,7 +20645,7 @@
                         <pic:spPr bwMode="auto">
                           <a:xfrm>
                             <a:off x="0" y="0"/>
-                            <a:ext cx="5575046" cy="3658623"/>
+                            <a:ext cx="5742178" cy="3768304"/>
                           </a:xfrm>
                           <a:prstGeom prst="rect">
                             <a:avLst/>
@@ -20687,17 +20677,19 @@
               <w:t xml:space="preserve">Рисунок 14: Выполненный notebook базовой модели Лотки–Вольтерры</w:t>
             </w:r>
           </w:p>
-          <w:bookmarkEnd w:id="88"/>
+          <w:bookmarkEnd w:id="86"/>
         </w:tc>
       </w:tr>
     </w:tbl>
-    <w:bookmarkStart w:id="93" w:name="Xfb3de64a588fd8f30df705e67c9c344afa587b8"/>
+    <w:bookmarkEnd w:id="87"/>
+    <w:bookmarkEnd w:id="88"/>
+    <w:bookmarkStart w:id="103" w:name="Xfb3de64a588fd8f30df705e67c9c344afa587b8"/>
     <w:p>
       <w:pPr>
         <w:pStyle w:val="Heading2"/>
       </w:pPr>
       <w:r>
-        <w:t xml:space="preserve">7.1 Параметрическое исследование Лотки–Вольтерры</w:t>
+        <w:t xml:space="preserve">4.6 Параметрическое исследование Лотки–Вольтерры</w:t>
       </w:r>
     </w:p>
     <w:p>
@@ -20993,7 +20985,7 @@
             <w:r>
               <w:drawing>
                 <wp:inline>
-                  <wp:extent cx="5575046" cy="3135963"/>
+                  <wp:extent cx="5742178" cy="3229975"/>
                   <wp:effectExtent b="0" l="0" r="0" t="0"/>
                   <wp:docPr descr="" title="" id="90" name="Picture"/>
                   <a:graphic>
@@ -21014,7 +21006,7 @@
                         <pic:spPr bwMode="auto">
                           <a:xfrm>
                             <a:off x="0" y="0"/>
-                            <a:ext cx="5575046" cy="3135963"/>
+                            <a:ext cx="5742178" cy="3229975"/>
                           </a:xfrm>
                           <a:prstGeom prst="rect">
                             <a:avLst/>
@@ -21050,15 +21042,13 @@
         </w:tc>
       </w:tr>
     </w:tbl>
-    <w:bookmarkEnd w:id="93"/>
-    <w:bookmarkEnd w:id="94"/>
-    <w:bookmarkStart w:id="114" w:name="Xb380b40b1432eb527029f596bbd3da93bd9da26"/>
+    <w:bookmarkStart w:id="102" w:name="Xb380b40b1432eb527029f596bbd3da93bd9da26"/>
     <w:p>
       <w:pPr>
-        <w:pStyle w:val="Heading1"/>
+        <w:pStyle w:val="Heading3"/>
       </w:pPr>
       <w:r>
-        <w:t xml:space="preserve">8. Параметрическое исследование модели Лотки–Вольтерры</w:t>
+        <w:t xml:space="preserve">4.6.1 Параметрическое исследование модели Лотки–Вольтерры</w:t>
       </w:r>
     </w:p>
     <w:p>
@@ -24377,7 +24367,7 @@
       <w:tr>
         <w:tc>
           <w:tcPr/>
-          <w:bookmarkStart w:id="95" w:name="tbl-lv-scan"/>
+          <w:bookmarkStart w:id="93" w:name="tbl-lv-scan"/>
           <w:p>
             <w:pPr>
               <w:jc w:val="center"/>
@@ -24682,7 +24672,7 @@
               </w:tc>
             </w:tr>
           </w:tbl>
-          <w:bookmarkEnd w:id="95"/>
+          <w:bookmarkEnd w:id="93"/>
           <w:p/>
         </w:tc>
       </w:tr>
@@ -24876,7 +24866,7 @@
       <w:tr>
         <w:tc>
           <w:tcPr/>
-          <w:bookmarkStart w:id="99" w:name="fig-lv-grid"/>
+          <w:bookmarkStart w:id="97" w:name="fig-lv-grid"/>
           <w:p>
             <w:pPr>
               <w:pStyle w:val="Compact"/>
@@ -24885,20 +24875,20 @@
             <w:r>
               <w:drawing>
                 <wp:inline>
-                  <wp:extent cx="5575046" cy="3940056"/>
+                  <wp:extent cx="5742178" cy="4058173"/>
                   <wp:effectExtent b="0" l="0" r="0" t="0"/>
-                  <wp:docPr descr="" title="" id="97" name="Picture"/>
+                  <wp:docPr descr="" title="" id="95" name="Picture"/>
                   <a:graphic>
                     <a:graphicData uri="http://schemas.openxmlformats.org/drawingml/2006/picture">
                       <pic:pic>
                         <pic:nvPicPr>
-                          <pic:cNvPr descr="../image/results/predator-prey-factorial-overview.png" id="98" name="Picture"/>
+                          <pic:cNvPr descr="../image/results/predator-prey-factorial-overview.png" id="96" name="Picture"/>
                           <pic:cNvPicPr>
                             <a:picLocks noChangeArrowheads="1" noChangeAspect="1"/>
                           </pic:cNvPicPr>
                         </pic:nvPicPr>
                         <pic:blipFill>
-                          <a:blip r:embed="rId96"/>
+                          <a:blip r:embed="rId94"/>
                           <a:stretch>
                             <a:fillRect/>
                           </a:stretch>
@@ -24906,7 +24896,7 @@
                         <pic:spPr bwMode="auto">
                           <a:xfrm>
                             <a:off x="0" y="0"/>
-                            <a:ext cx="5575046" cy="3940056"/>
+                            <a:ext cx="5742178" cy="4058173"/>
                           </a:xfrm>
                           <a:prstGeom prst="rect">
                             <a:avLst/>
@@ -24938,7 +24928,7 @@
               <w:t xml:space="preserve">Рисунок 16: Параметрические результаты модели хищник–жертва</w:t>
             </w:r>
           </w:p>
-          <w:bookmarkEnd w:id="99"/>
+          <w:bookmarkEnd w:id="97"/>
         </w:tc>
       </w:tr>
     </w:tbl>
@@ -24963,7 +24953,7 @@
       <w:tr>
         <w:tc>
           <w:tcPr/>
-          <w:bookmarkStart w:id="103" w:name="fig-lv-param-notebook"/>
+          <w:bookmarkStart w:id="101" w:name="fig-lv-param-notebook"/>
           <w:p>
             <w:pPr>
               <w:pStyle w:val="Compact"/>
@@ -24972,20 +24962,20 @@
             <w:r>
               <w:drawing>
                 <wp:inline>
-                  <wp:extent cx="5575046" cy="3658623"/>
+                  <wp:extent cx="5742178" cy="3768304"/>
                   <wp:effectExtent b="0" l="0" r="0" t="0"/>
-                  <wp:docPr descr="" title="" id="101" name="Picture"/>
+                  <wp:docPr descr="" title="" id="99" name="Picture"/>
                   <a:graphic>
                     <a:graphicData uri="http://schemas.openxmlformats.org/drawingml/2006/picture">
                       <pic:pic>
                         <pic:nvPicPr>
-                          <pic:cNvPr descr="../image/notebooks/predator-prey-parameter-grid-executed.png" id="102" name="Picture"/>
+                          <pic:cNvPr descr="../image/notebooks/predator-prey-parameter-grid-executed.png" id="100" name="Picture"/>
                           <pic:cNvPicPr>
                             <a:picLocks noChangeArrowheads="1" noChangeAspect="1"/>
                           </pic:cNvPicPr>
                         </pic:nvPicPr>
                         <pic:blipFill>
-                          <a:blip r:embed="rId100"/>
+                          <a:blip r:embed="rId98"/>
                           <a:stretch>
                             <a:fillRect/>
                           </a:stretch>
@@ -24993,7 +24983,7 @@
                         <pic:spPr bwMode="auto">
                           <a:xfrm>
                             <a:off x="0" y="0"/>
-                            <a:ext cx="5575046" cy="3658623"/>
+                            <a:ext cx="5742178" cy="3768304"/>
                           </a:xfrm>
                           <a:prstGeom prst="rect">
                             <a:avLst/>
@@ -25025,17 +25015,19 @@
               <w:t xml:space="preserve">Рисунок 17: Выполненный параметрический notebook</w:t>
             </w:r>
           </w:p>
-          <w:bookmarkEnd w:id="103"/>
+          <w:bookmarkEnd w:id="101"/>
         </w:tc>
       </w:tr>
     </w:tbl>
+    <w:bookmarkEnd w:id="102"/>
+    <w:bookmarkEnd w:id="103"/>
     <w:bookmarkStart w:id="108" w:name="Xcb01f89638ad33c8c8ddbb41e2cdaa0eef69a63"/>
     <w:p>
       <w:pPr>
         <w:pStyle w:val="Heading2"/>
       </w:pPr>
       <w:r>
-        <w:t xml:space="preserve">8.1 Литературное программирование и производные форматы</w:t>
+        <w:t xml:space="preserve">4.7 Литературное программирование и производные форматы</w:t>
       </w:r>
     </w:p>
     <w:p>
@@ -26398,7 +26390,7 @@
             <w:r>
               <w:drawing>
                 <wp:inline>
-                  <wp:extent cx="5575046" cy="3135963"/>
+                  <wp:extent cx="5742178" cy="3229975"/>
                   <wp:effectExtent b="0" l="0" r="0" t="0"/>
                   <wp:docPr descr="" title="" id="105" name="Picture"/>
                   <a:graphic>
@@ -26419,7 +26411,7 @@
                         <pic:spPr bwMode="auto">
                           <a:xfrm>
                             <a:off x="0" y="0"/>
-                            <a:ext cx="5575046" cy="3135963"/>
+                            <a:ext cx="5742178" cy="3229975"/>
                           </a:xfrm>
                           <a:prstGeom prst="rect">
                             <a:avLst/>
@@ -26494,7 +26486,7 @@
         <w:pStyle w:val="Heading2"/>
       </w:pPr>
       <w:r>
-        <w:t xml:space="preserve">8.2 Автоматические проверки</w:t>
+        <w:t xml:space="preserve">4.8 Автоматические проверки</w:t>
       </w:r>
     </w:p>
     <w:p>
@@ -27740,7 +27732,7 @@
             <w:r>
               <w:drawing>
                 <wp:inline>
-                  <wp:extent cx="5575046" cy="3135963"/>
+                  <wp:extent cx="5742178" cy="3229975"/>
                   <wp:effectExtent b="0" l="0" r="0" t="0"/>
                   <wp:docPr descr="" title="" id="110" name="Picture"/>
                   <a:graphic>
@@ -27761,7 +27753,7 @@
                         <pic:spPr bwMode="auto">
                           <a:xfrm>
                             <a:off x="0" y="0"/>
-                            <a:ext cx="5575046" cy="3135963"/>
+                            <a:ext cx="5742178" cy="3229975"/>
                           </a:xfrm>
                           <a:prstGeom prst="rect">
                             <a:avLst/>
@@ -27805,7 +27797,7 @@
         <w:pStyle w:val="Heading1"/>
       </w:pPr>
       <w:r>
-        <w:t xml:space="preserve">9. Выводы</w:t>
+        <w:t xml:space="preserve">5. Выводы</w:t>
       </w:r>
     </w:p>
     <w:p>
@@ -28195,7 +28187,7 @@
         <w:numRestart w:val="eachSect"/>
       </w:footnotePr>
       <w:pgSz w:h="16838" w:w="11906"/>
-      <w:pgMar w:bottom="1134" w:left="1701" w:right="850" w:top="1134"/>
+      <w:pgMar w:bottom="1134" w:left="1417" w:right="850" w:top="1134"/>
     </w:sectPr>
   </w:body>
 </w:document>
@@ -28671,12 +28663,16 @@
     <w:name w:val="Normal"/>
     <w:qFormat/>
     <w:pPr>
-      <w:spacing w:after="0" w:line="360" w:lineRule="auto"/>
+      <w:spacing w:after="80" w:line="276" w:lineRule="auto"/>
       <w:ind w:firstLine="709"/>
+      <w:jc w:val="both"/>
     </w:pPr>
     <w:rPr>
       <w:rFonts w:ascii="Times New Roman" w:eastAsia="Times New Roman" w:hAnsi="Times New Roman"/>
-      <w:sz w:val="28"/>
+      <w:b w:val="0"/>
+      <w:i w:val="0"/>
+      <w:color w:val="000000"/>
+      <w:sz w:val="24"/>
     </w:rPr>
   </w:style>
   <w:style w:styleId="BodyText" w:type="paragraph">
@@ -28685,11 +28681,14 @@
     <w:link w:val="BodyTextChar"/>
     <w:qFormat/>
     <w:pPr>
-      <w:spacing w:after="0" w:before="180" w:line="360" w:lineRule="auto"/>
+      <w:spacing w:after="60" w:before="180" w:line="276" w:lineRule="auto"/>
     </w:pPr>
     <w:rPr>
       <w:rFonts w:ascii="Times New Roman" w:eastAsia="Times New Roman" w:hAnsi="Times New Roman"/>
-      <w:sz w:val="28"/>
+      <w:b w:val="0"/>
+      <w:i w:val="0"/>
+      <w:color w:val="000000"/>
+      <w:sz w:val="24"/>
     </w:rPr>
   </w:style>
   <w:style w:customStyle="1" w:styleId="FirstParagraph" w:type="paragraph">
@@ -28727,13 +28726,17 @@
     <w:qFormat/>
     <w:rsid w:val="00A10FD9"/>
     <w:pPr>
-      <w:spacing w:after="80" w:line="240" w:lineRule="auto"/>
+      <w:keepNext/>
+      <w:spacing w:after="160" w:before="2400" w:line="240" w:lineRule="auto"/>
       <w:ind w:firstLine="0"/>
       <w:contextualSpacing/>
       <w:jc w:val="center"/>
     </w:pPr>
     <w:rPr>
       <w:rFonts w:ascii="Times New Roman" w:asciiTheme="majorHAnsi" w:cstheme="majorBidi" w:eastAsia="Times New Roman" w:eastAsiaTheme="majorEastAsia" w:hAnsi="Times New Roman" w:hAnsiTheme="majorHAnsi"/>
+      <w:b/>
+      <w:i w:val="0"/>
+      <w:color w:val="000000"/>
       <w:sz w:val="32"/>
       <w:szCs w:val="56"/>
     </w:rPr>
@@ -28759,15 +28762,21 @@
     <w:qFormat/>
     <w:rsid w:val="00A10FD9"/>
     <w:pPr>
+      <w:keepNext/>
       <w:numPr>
         <w:ilvl w:val="1"/>
       </w:numPr>
+      <w:spacing w:after="360" w:before="0" w:line="240" w:lineRule="auto"/>
       <w:ind w:firstLine="0"/>
+      <w:jc w:val="center"/>
     </w:pPr>
     <w:rPr>
       <w:rFonts w:ascii="Times New Roman" w:cstheme="majorBidi" w:eastAsia="Times New Roman" w:eastAsiaTheme="majorEastAsia" w:hAnsi="Times New Roman"/>
+      <w:b/>
+      <w:i w:val="0"/>
+      <w:color w:val="000000"/>
       <w:spacing w:val="15"/>
-      <w:sz w:val="28"/>
+      <w:sz w:val="24"/>
       <w:szCs w:val="28"/>
     </w:rPr>
   </w:style>
@@ -28793,11 +28802,16 @@
     <w:pPr>
       <w:keepNext/>
       <w:keepLines/>
+      <w:spacing w:after="0" w:before="0" w:line="240" w:lineRule="auto"/>
       <w:ind w:firstLine="0"/>
+      <w:jc w:val="center"/>
     </w:pPr>
     <w:rPr>
       <w:rFonts w:ascii="Times New Roman" w:eastAsia="Times New Roman" w:hAnsi="Times New Roman"/>
-      <w:sz w:val="28"/>
+      <w:b w:val="0"/>
+      <w:i w:val="0"/>
+      <w:color w:val="000000"/>
+      <w:sz w:val="24"/>
       <w:szCs w:val="24"/>
     </w:rPr>
   </w:style>
@@ -28809,11 +28823,16 @@
     <w:pPr>
       <w:keepNext/>
       <w:keepLines/>
+      <w:spacing w:after="0" w:before="0" w:line="240" w:lineRule="auto"/>
       <w:ind w:firstLine="0"/>
+      <w:jc w:val="center"/>
     </w:pPr>
     <w:rPr>
       <w:rFonts w:ascii="Times New Roman" w:eastAsia="Times New Roman" w:hAnsi="Times New Roman"/>
-      <w:sz w:val="28"/>
+      <w:b w:val="0"/>
+      <w:i w:val="0"/>
+      <w:color w:val="000000"/>
+      <w:sz w:val="24"/>
       <w:szCs w:val="24"/>
     </w:rPr>
   </w:style>
@@ -28874,15 +28893,16 @@
     <w:pPr>
       <w:keepNext/>
       <w:keepLines/>
-      <w:spacing w:after="80" w:before="200"/>
+      <w:spacing w:after="120" w:before="240"/>
       <w:ind w:firstLine="0"/>
       <w:outlineLvl w:val="0"/>
     </w:pPr>
     <w:rPr>
       <w:rFonts w:ascii="Times New Roman" w:asciiTheme="majorHAnsi" w:cstheme="majorBidi" w:eastAsia="Times New Roman" w:eastAsiaTheme="majorEastAsia" w:hAnsi="Times New Roman" w:hAnsiTheme="majorHAnsi"/>
       <w:b/>
-      <w:color w:val="2E5E91"/>
-      <w:sz w:val="32"/>
+      <w:i w:val="0"/>
+      <w:color w:val="000000"/>
+      <w:sz w:val="28"/>
       <w:szCs w:val="40"/>
     </w:rPr>
   </w:style>
@@ -28899,15 +28919,16 @@
     <w:pPr>
       <w:keepNext/>
       <w:keepLines/>
-      <w:spacing w:after="80" w:before="200"/>
+      <w:spacing w:after="120" w:before="240"/>
       <w:ind w:firstLine="0"/>
       <w:outlineLvl w:val="1"/>
     </w:pPr>
     <w:rPr>
       <w:rFonts w:ascii="Times New Roman" w:asciiTheme="majorHAnsi" w:cstheme="majorBidi" w:eastAsia="Times New Roman" w:eastAsiaTheme="majorEastAsia" w:hAnsi="Times New Roman" w:hAnsiTheme="majorHAnsi"/>
       <w:b/>
-      <w:color w:val="2E5E91"/>
-      <w:sz w:val="30"/>
+      <w:i w:val="0"/>
+      <w:color w:val="000000"/>
+      <w:sz w:val="24"/>
       <w:szCs w:val="32"/>
     </w:rPr>
   </w:style>
@@ -28924,15 +28945,16 @@
     <w:pPr>
       <w:keepNext/>
       <w:keepLines/>
-      <w:spacing w:after="80" w:before="200"/>
+      <w:spacing w:after="120" w:before="240"/>
       <w:ind w:firstLine="0"/>
       <w:outlineLvl w:val="2"/>
     </w:pPr>
     <w:rPr>
       <w:rFonts w:ascii="Times New Roman" w:cstheme="majorBidi" w:eastAsia="Times New Roman" w:eastAsiaTheme="majorEastAsia" w:hAnsi="Times New Roman"/>
       <w:b/>
-      <w:color w:val="2E5E91"/>
-      <w:sz w:val="28"/>
+      <w:i/>
+      <w:color w:val="000000"/>
+      <w:sz w:val="24"/>
       <w:szCs w:val="28"/>
     </w:rPr>
   </w:style>
@@ -28949,14 +28971,16 @@
     <w:pPr>
       <w:keepNext/>
       <w:keepLines/>
-      <w:spacing w:after="40" w:before="80"/>
+      <w:spacing w:after="120" w:before="240"/>
       <w:outlineLvl w:val="3"/>
     </w:pPr>
     <w:rPr>
-      <w:rFonts w:cstheme="majorBidi" w:eastAsiaTheme="majorEastAsia"/>
+      <w:rFonts w:ascii="Times New Roman" w:cstheme="majorBidi" w:eastAsia="Times New Roman" w:eastAsiaTheme="majorEastAsia" w:hAnsi="Times New Roman"/>
+      <w:b/>
       <w:i/>
       <w:iCs/>
-      <w:color w:themeColor="accent1" w:themeShade="BF" w:val="0F4761"/>
+      <w:color w:val="000000"/>
+      <w:sz w:val="24"/>
     </w:rPr>
   </w:style>
   <w:style w:styleId="Heading5" w:type="paragraph">
@@ -29359,14 +29383,17 @@
     <w:unhideWhenUsed/>
     <w:qFormat/>
     <w:pPr>
-      <w:spacing w:before="240" w:line="259" w:lineRule="auto"/>
+      <w:spacing w:after="240" w:before="160" w:line="259" w:lineRule="auto"/>
+      <w:jc w:val="center"/>
       <w:outlineLvl w:val="9"/>
     </w:pPr>
     <w:rPr>
-      <w:rFonts w:asciiTheme="majorHAnsi" w:cstheme="majorBidi" w:eastAsiaTheme="majorEastAsia" w:hAnsiTheme="majorHAnsi"/>
-      <w:b w:val="0"/>
+      <w:rFonts w:ascii="Times New Roman" w:asciiTheme="majorHAnsi" w:cstheme="majorBidi" w:eastAsia="Times New Roman" w:eastAsiaTheme="majorEastAsia" w:hAnsi="Times New Roman" w:hAnsiTheme="majorHAnsi"/>
+      <w:b/>
       <w:bCs w:val="0"/>
-      <w:color w:themeColor="accent1" w:themeShade="BF" w:val="365F91"/>
+      <w:i w:val="0"/>
+      <w:color w:val="000000"/>
+      <w:sz w:val="28"/>
     </w:rPr>
   </w:style>
   <w:style w:type="paragraph" w:customStyle="1" w:styleId="SourceCode">

--- a/labs/lab02/report/simulation-modeling-lab02-report.docx
+++ b/labs/lab02/report/simulation-modeling-lab02-report.docx
@@ -2430,6 +2430,9 @@
     <w:p>
       <w:pPr>
         <w:pStyle w:val="SourceCode"/>
+        <w:spacing w:before="0" w:after="0" w:line="240" w:lineRule="auto"/>
+        <w:ind w:left="85" w:right="85" w:firstLine="0"/>
+        <w:jc w:val="left"/>
       </w:pPr>
       <w:r>
         <w:rPr>
@@ -3201,6 +3204,9 @@
     <w:p>
       <w:pPr>
         <w:pStyle w:val="SourceCode"/>
+        <w:spacing w:before="0" w:after="0" w:line="240" w:lineRule="auto"/>
+        <w:ind w:left="85" w:right="85" w:firstLine="0"/>
+        <w:jc w:val="left"/>
       </w:pPr>
       <w:r>
         <w:rPr>
@@ -3712,6 +3718,9 @@
     <w:p>
       <w:pPr>
         <w:pStyle w:val="SourceCode"/>
+        <w:spacing w:before="0" w:after="0" w:line="240" w:lineRule="auto"/>
+        <w:ind w:left="85" w:right="85" w:firstLine="0"/>
+        <w:jc w:val="left"/>
       </w:pPr>
       <w:r>
         <w:rPr>
@@ -7112,6 +7121,9 @@
     <w:p>
       <w:pPr>
         <w:pStyle w:val="SourceCode"/>
+        <w:spacing w:before="0" w:after="0" w:line="240" w:lineRule="auto"/>
+        <w:ind w:left="85" w:right="85" w:firstLine="0"/>
+        <w:jc w:val="left"/>
       </w:pPr>
       <w:r>
         <w:rPr>
@@ -7366,6 +7378,9 @@
     <w:p>
       <w:pPr>
         <w:pStyle w:val="SourceCode"/>
+        <w:spacing w:before="0" w:after="0" w:line="240" w:lineRule="auto"/>
+        <w:ind w:left="85" w:right="85" w:firstLine="0"/>
+        <w:jc w:val="left"/>
       </w:pPr>
       <w:r>
         <w:rPr>
@@ -8677,6 +8692,9 @@
     <w:p>
       <w:pPr>
         <w:pStyle w:val="SourceCode"/>
+        <w:spacing w:before="0" w:after="0" w:line="240" w:lineRule="auto"/>
+        <w:ind w:left="85" w:right="85" w:firstLine="0"/>
+        <w:jc w:val="left"/>
       </w:pPr>
       <w:r>
         <w:rPr>
@@ -11881,6 +11899,9 @@
     <w:p>
       <w:pPr>
         <w:pStyle w:val="SourceCode"/>
+        <w:spacing w:before="0" w:after="0" w:line="240" w:lineRule="auto"/>
+        <w:ind w:left="85" w:right="85" w:firstLine="0"/>
+        <w:jc w:val="left"/>
       </w:pPr>
       <w:r>
         <w:rPr>
@@ -15805,6 +15826,9 @@
     <w:p>
       <w:pPr>
         <w:pStyle w:val="SourceCode"/>
+        <w:spacing w:before="0" w:after="0" w:line="240" w:lineRule="auto"/>
+        <w:ind w:left="85" w:right="85" w:firstLine="0"/>
+        <w:jc w:val="left"/>
       </w:pPr>
       <w:r>
         <w:rPr>
@@ -21089,6 +21113,9 @@
     <w:p>
       <w:pPr>
         <w:pStyle w:val="SourceCode"/>
+        <w:spacing w:before="0" w:after="0" w:line="240" w:lineRule="auto"/>
+        <w:ind w:left="85" w:right="85" w:firstLine="0"/>
+        <w:jc w:val="left"/>
       </w:pPr>
       <w:r>
         <w:rPr>
@@ -25047,6 +25074,9 @@
     <w:p>
       <w:pPr>
         <w:pStyle w:val="SourceCode"/>
+        <w:spacing w:before="0" w:after="0" w:line="240" w:lineRule="auto"/>
+        <w:ind w:left="85" w:right="85" w:firstLine="0"/>
+        <w:jc w:val="left"/>
       </w:pPr>
       <w:r>
         <w:rPr>
@@ -25950,6 +25980,9 @@
     <w:p>
       <w:pPr>
         <w:pStyle w:val="SourceCode"/>
+        <w:spacing w:before="0" w:after="0" w:line="240" w:lineRule="auto"/>
+        <w:ind w:left="85" w:right="85" w:firstLine="0"/>
+        <w:jc w:val="left"/>
       </w:pPr>
       <w:r>
         <w:rPr>
@@ -26518,6 +26551,9 @@
     <w:p>
       <w:pPr>
         <w:pStyle w:val="SourceCode"/>
+        <w:spacing w:before="0" w:after="0" w:line="240" w:lineRule="auto"/>
+        <w:ind w:left="85" w:right="85" w:firstLine="0"/>
+        <w:jc w:val="left"/>
       </w:pPr>
       <w:r>
         <w:rPr>
@@ -29402,8 +29438,18 @@
     <w:link w:val="VerbatimChar"/>
     <w:pPr>
       <w:wordWrap w:val="off"/>
+      <w:keepNext w:val="0"/>
+      <w:keepLines w:val="0"/>
+      <w:widowControl w:val="0"/>
       <w:shd w:val="clear" w:fill="f1f3f5"/>
+      <w:spacing w:before="0" w:after="0" w:line="240" w:lineRule="auto"/>
+      <w:ind w:left="85" w:right="85" w:firstLine="0"/>
+      <w:jc w:val="left"/>
     </w:pPr>
+    <w:rPr>
+      <w:rFonts w:ascii="Menlo" w:hAnsi="Menlo"/>
+      <w:sz w:val="17"/>
+    </w:rPr>
   </w:style>
   <w:style w:type="character" w:customStyle="1" w:styleId="KeywordTok">
     <w:name w:val="KeywordTok"/>
